--- a/test/generator/baseline/gen.csv.to.docx.docx
+++ b/test/generator/baseline/gen.csv.to.docx.docx
@@ -24,13 +24,19 @@
         </w:tblBorders>
       </w:tblPr>
       <w:tblGrid>
-        <w:gridCol w:w="1289"/>
-        <w:gridCol w:w="1289"/>
-        <w:gridCol w:w="1289"/>
-        <w:gridCol w:w="1289"/>
-        <w:gridCol w:w="1289"/>
-        <w:gridCol w:w="1289"/>
-        <w:gridCol w:w="1289"/>
+        <w:gridCol w:w="694"/>
+        <w:gridCol w:w="694"/>
+        <w:gridCol w:w="694"/>
+        <w:gridCol w:w="694"/>
+        <w:gridCol w:w="694"/>
+        <w:gridCol w:w="694"/>
+        <w:gridCol w:w="694"/>
+        <w:gridCol w:w="694"/>
+        <w:gridCol w:w="694"/>
+        <w:gridCol w:w="694"/>
+        <w:gridCol w:w="694"/>
+        <w:gridCol w:w="694"/>
+        <w:gridCol w:w="694"/>
       </w:tblGrid>
       <w:tr>
         <w:tc>
@@ -81,6 +87,326 @@
           <w:tcPr>
             <w:tcW w:w="0" w:type="auto"/>
           </w:tcPr>
+          <w:p/>
+        </w:tc>
+        <w:tc>
+          <w:tcPr>
+            <w:tcW w:w="0" w:type="auto"/>
+          </w:tcPr>
+          <w:p/>
+        </w:tc>
+        <w:tc>
+          <w:tcPr>
+            <w:tcW w:w="0" w:type="auto"/>
+          </w:tcPr>
+          <w:p/>
+        </w:tc>
+        <w:tc>
+          <w:tcPr>
+            <w:tcW w:w="0" w:type="auto"/>
+          </w:tcPr>
+          <w:p/>
+        </w:tc>
+        <w:tc>
+          <w:tcPr>
+            <w:tcW w:w="0" w:type="auto"/>
+          </w:tcPr>
+          <w:p/>
+        </w:tc>
+        <w:tc>
+          <w:tcPr>
+            <w:tcW w:w="0" w:type="auto"/>
+          </w:tcPr>
+          <w:p/>
+        </w:tc>
+        <w:tc>
+          <w:tcPr>
+            <w:tcW w:w="0" w:type="auto"/>
+          </w:tcPr>
+          <w:p/>
+        </w:tc>
+        <w:tc>
+          <w:tcPr>
+            <w:tcW w:w="0" w:type="auto"/>
+          </w:tcPr>
+          <w:p/>
+        </w:tc>
+        <w:tc>
+          <w:tcPr>
+            <w:tcW w:w="0" w:type="auto"/>
+          </w:tcPr>
+          <w:p/>
+        </w:tc>
+        <w:tc>
+          <w:tcPr>
+            <w:tcW w:w="0" w:type="auto"/>
+          </w:tcPr>
+          <w:p/>
+        </w:tc>
+        <w:tc>
+          <w:tcPr>
+            <w:tcW w:w="0" w:type="auto"/>
+          </w:tcPr>
+          <w:p/>
+        </w:tc>
+        <w:tc>
+          <w:tcPr>
+            <w:tcW w:w="0" w:type="auto"/>
+          </w:tcPr>
+          <w:p/>
+        </w:tc>
+        <w:tc>
+          <w:tcPr>
+            <w:tcW w:w="0" w:type="auto"/>
+          </w:tcPr>
+          <w:p/>
+        </w:tc>
+      </w:tr>
+      <w:tr>
+        <w:tc>
+          <w:tcPr>
+            <w:tcW w:w="0" w:type="auto"/>
+          </w:tcPr>
+          <w:p/>
+        </w:tc>
+        <w:tc>
+          <w:tcPr>
+            <w:tcW w:w="0" w:type="auto"/>
+          </w:tcPr>
+          <w:p/>
+        </w:tc>
+        <w:tc>
+          <w:tcPr>
+            <w:tcW w:w="0" w:type="auto"/>
+          </w:tcPr>
+          <w:p/>
+        </w:tc>
+        <w:tc>
+          <w:tcPr>
+            <w:tcW w:w="0" w:type="auto"/>
+          </w:tcPr>
+          <w:p/>
+        </w:tc>
+        <w:tc>
+          <w:tcPr>
+            <w:tcW w:w="0" w:type="auto"/>
+          </w:tcPr>
+          <w:p/>
+        </w:tc>
+        <w:tc>
+          <w:tcPr>
+            <w:tcW w:w="0" w:type="auto"/>
+          </w:tcPr>
+          <w:p/>
+        </w:tc>
+        <w:tc>
+          <w:tcPr>
+            <w:tcW w:w="0" w:type="auto"/>
+          </w:tcPr>
+          <w:p/>
+        </w:tc>
+        <w:tc>
+          <w:tcPr>
+            <w:tcW w:w="0" w:type="auto"/>
+          </w:tcPr>
+          <w:p/>
+        </w:tc>
+        <w:tc>
+          <w:tcPr>
+            <w:tcW w:w="0" w:type="auto"/>
+          </w:tcPr>
+          <w:p/>
+        </w:tc>
+        <w:tc>
+          <w:tcPr>
+            <w:tcW w:w="0" w:type="auto"/>
+          </w:tcPr>
+          <w:p/>
+        </w:tc>
+        <w:tc>
+          <w:tcPr>
+            <w:tcW w:w="0" w:type="auto"/>
+          </w:tcPr>
+          <w:p/>
+        </w:tc>
+        <w:tc>
+          <w:tcPr>
+            <w:tcW w:w="0" w:type="auto"/>
+          </w:tcPr>
+          <w:p/>
+        </w:tc>
+        <w:tc>
+          <w:tcPr>
+            <w:tcW w:w="0" w:type="auto"/>
+          </w:tcPr>
+          <w:p/>
+        </w:tc>
+      </w:tr>
+      <w:tr>
+        <w:tc>
+          <w:tcPr>
+            <w:tcW w:w="0" w:type="auto"/>
+          </w:tcPr>
+          <w:p/>
+        </w:tc>
+        <w:tc>
+          <w:tcPr>
+            <w:tcW w:w="0" w:type="auto"/>
+          </w:tcPr>
+          <w:p/>
+        </w:tc>
+        <w:tc>
+          <w:tcPr>
+            <w:tcW w:w="0" w:type="auto"/>
+          </w:tcPr>
+          <w:p/>
+        </w:tc>
+        <w:tc>
+          <w:tcPr>
+            <w:tcW w:w="0" w:type="auto"/>
+          </w:tcPr>
+          <w:p/>
+        </w:tc>
+        <w:tc>
+          <w:tcPr>
+            <w:tcW w:w="0" w:type="auto"/>
+          </w:tcPr>
+          <w:p/>
+        </w:tc>
+        <w:tc>
+          <w:tcPr>
+            <w:tcW w:w="0" w:type="auto"/>
+          </w:tcPr>
+          <w:p/>
+        </w:tc>
+        <w:tc>
+          <w:tcPr>
+            <w:tcW w:w="0" w:type="auto"/>
+          </w:tcPr>
+          <w:p/>
+        </w:tc>
+        <w:tc>
+          <w:tcPr>
+            <w:tcW w:w="0" w:type="auto"/>
+          </w:tcPr>
+          <w:p/>
+        </w:tc>
+        <w:tc>
+          <w:tcPr>
+            <w:tcW w:w="0" w:type="auto"/>
+          </w:tcPr>
+          <w:p/>
+        </w:tc>
+        <w:tc>
+          <w:tcPr>
+            <w:tcW w:w="0" w:type="auto"/>
+          </w:tcPr>
+          <w:p/>
+        </w:tc>
+        <w:tc>
+          <w:tcPr>
+            <w:tcW w:w="0" w:type="auto"/>
+          </w:tcPr>
+          <w:p/>
+        </w:tc>
+        <w:tc>
+          <w:tcPr>
+            <w:tcW w:w="0" w:type="auto"/>
+          </w:tcPr>
+          <w:p/>
+        </w:tc>
+        <w:tc>
+          <w:tcPr>
+            <w:tcW w:w="0" w:type="auto"/>
+          </w:tcPr>
+          <w:p/>
+        </w:tc>
+      </w:tr>
+      <w:tr>
+        <w:tc>
+          <w:tcPr>
+            <w:tcW w:w="0" w:type="auto"/>
+          </w:tcPr>
+          <w:p/>
+        </w:tc>
+        <w:tc>
+          <w:tcPr>
+            <w:tcW w:w="0" w:type="auto"/>
+          </w:tcPr>
+          <w:p/>
+        </w:tc>
+        <w:tc>
+          <w:tcPr>
+            <w:tcW w:w="0" w:type="auto"/>
+          </w:tcPr>
+          <w:p/>
+        </w:tc>
+        <w:tc>
+          <w:tcPr>
+            <w:tcW w:w="0" w:type="auto"/>
+          </w:tcPr>
+          <w:p/>
+        </w:tc>
+        <w:tc>
+          <w:tcPr>
+            <w:tcW w:w="0" w:type="auto"/>
+          </w:tcPr>
+          <w:p/>
+        </w:tc>
+        <w:tc>
+          <w:tcPr>
+            <w:tcW w:w="0" w:type="auto"/>
+          </w:tcPr>
+          <w:p/>
+        </w:tc>
+        <w:tc>
+          <w:tcPr>
+            <w:tcW w:w="0" w:type="auto"/>
+          </w:tcPr>
+          <w:p/>
+        </w:tc>
+        <w:tc>
+          <w:tcPr>
+            <w:tcW w:w="0" w:type="auto"/>
+          </w:tcPr>
+          <w:p/>
+        </w:tc>
+        <w:tc>
+          <w:tcPr>
+            <w:tcW w:w="0" w:type="auto"/>
+          </w:tcPr>
+          <w:p/>
+        </w:tc>
+        <w:tc>
+          <w:tcPr>
+            <w:tcW w:w="0" w:type="auto"/>
+          </w:tcPr>
+          <w:p/>
+        </w:tc>
+        <w:tc>
+          <w:tcPr>
+            <w:tcW w:w="0" w:type="auto"/>
+          </w:tcPr>
+          <w:p/>
+        </w:tc>
+        <w:tc>
+          <w:tcPr>
+            <w:tcW w:w="0" w:type="auto"/>
+          </w:tcPr>
+          <w:p/>
+        </w:tc>
+        <w:tc>
+          <w:tcPr>
+            <w:tcW w:w="0" w:type="auto"/>
+          </w:tcPr>
+          <w:p/>
+        </w:tc>
+      </w:tr>
+      <w:tr>
+        <w:tc>
+          <w:tcPr>
+            <w:tcW w:w="0" w:type="auto"/>
+          </w:tcPr>
           <w:p>
             <w:r>
               <w:t xml:space="preserve">Demonstration of DOCX support in calibre </w:t>
@@ -266,6 +592,166 @@
               <w:t xml:space="preserve">Four </w:t>
             </w:r>
           </w:p>
+        </w:tc>
+      </w:tr>
+      <w:tr>
+        <w:tc>
+          <w:tcPr>
+            <w:tcW w:w="0" w:type="auto"/>
+          </w:tcPr>
+          <w:p/>
+        </w:tc>
+        <w:tc>
+          <w:tcPr>
+            <w:tcW w:w="0" w:type="auto"/>
+          </w:tcPr>
+          <w:p/>
+        </w:tc>
+        <w:tc>
+          <w:tcPr>
+            <w:tcW w:w="0" w:type="auto"/>
+          </w:tcPr>
+          <w:p/>
+        </w:tc>
+        <w:tc>
+          <w:tcPr>
+            <w:tcW w:w="0" w:type="auto"/>
+          </w:tcPr>
+          <w:p/>
+        </w:tc>
+        <w:tc>
+          <w:tcPr>
+            <w:tcW w:w="0" w:type="auto"/>
+          </w:tcPr>
+          <w:p/>
+        </w:tc>
+        <w:tc>
+          <w:tcPr>
+            <w:tcW w:w="0" w:type="auto"/>
+          </w:tcPr>
+          <w:p/>
+        </w:tc>
+        <w:tc>
+          <w:tcPr>
+            <w:tcW w:w="0" w:type="auto"/>
+          </w:tcPr>
+          <w:p/>
+        </w:tc>
+        <w:tc>
+          <w:tcPr>
+            <w:tcW w:w="0" w:type="auto"/>
+          </w:tcPr>
+          <w:p/>
+        </w:tc>
+        <w:tc>
+          <w:tcPr>
+            <w:tcW w:w="0" w:type="auto"/>
+          </w:tcPr>
+          <w:p/>
+        </w:tc>
+        <w:tc>
+          <w:tcPr>
+            <w:tcW w:w="0" w:type="auto"/>
+          </w:tcPr>
+          <w:p/>
+        </w:tc>
+        <w:tc>
+          <w:tcPr>
+            <w:tcW w:w="0" w:type="auto"/>
+          </w:tcPr>
+          <w:p/>
+        </w:tc>
+        <w:tc>
+          <w:tcPr>
+            <w:tcW w:w="0" w:type="auto"/>
+          </w:tcPr>
+          <w:p/>
+        </w:tc>
+        <w:tc>
+          <w:tcPr>
+            <w:tcW w:w="0" w:type="auto"/>
+          </w:tcPr>
+          <w:p/>
+        </w:tc>
+      </w:tr>
+      <w:tr>
+        <w:tc>
+          <w:tcPr>
+            <w:tcW w:w="0" w:type="auto"/>
+          </w:tcPr>
+          <w:p/>
+        </w:tc>
+        <w:tc>
+          <w:tcPr>
+            <w:tcW w:w="0" w:type="auto"/>
+          </w:tcPr>
+          <w:p/>
+        </w:tc>
+        <w:tc>
+          <w:tcPr>
+            <w:tcW w:w="0" w:type="auto"/>
+          </w:tcPr>
+          <w:p/>
+        </w:tc>
+        <w:tc>
+          <w:tcPr>
+            <w:tcW w:w="0" w:type="auto"/>
+          </w:tcPr>
+          <w:p/>
+        </w:tc>
+        <w:tc>
+          <w:tcPr>
+            <w:tcW w:w="0" w:type="auto"/>
+          </w:tcPr>
+          <w:p/>
+        </w:tc>
+        <w:tc>
+          <w:tcPr>
+            <w:tcW w:w="0" w:type="auto"/>
+          </w:tcPr>
+          <w:p/>
+        </w:tc>
+        <w:tc>
+          <w:tcPr>
+            <w:tcW w:w="0" w:type="auto"/>
+          </w:tcPr>
+          <w:p/>
+        </w:tc>
+        <w:tc>
+          <w:tcPr>
+            <w:tcW w:w="0" w:type="auto"/>
+          </w:tcPr>
+          <w:p/>
+        </w:tc>
+        <w:tc>
+          <w:tcPr>
+            <w:tcW w:w="0" w:type="auto"/>
+          </w:tcPr>
+          <w:p/>
+        </w:tc>
+        <w:tc>
+          <w:tcPr>
+            <w:tcW w:w="0" w:type="auto"/>
+          </w:tcPr>
+          <w:p/>
+        </w:tc>
+        <w:tc>
+          <w:tcPr>
+            <w:tcW w:w="0" w:type="auto"/>
+          </w:tcPr>
+          <w:p/>
+        </w:tc>
+        <w:tc>
+          <w:tcPr>
+            <w:tcW w:w="0" w:type="auto"/>
+          </w:tcPr>
+          <w:p/>
+        </w:tc>
+        <w:tc>
+          <w:tcPr>
+            <w:tcW w:w="0" w:type="auto"/>
+          </w:tcPr>
+          <w:p/>
         </w:tc>
       </w:tr>
       <w:tr>
@@ -419,6 +905,166 @@
           <w:tcPr>
             <w:tcW w:w="0" w:type="auto"/>
           </w:tcPr>
+          <w:p/>
+        </w:tc>
+        <w:tc>
+          <w:tcPr>
+            <w:tcW w:w="0" w:type="auto"/>
+          </w:tcPr>
+          <w:p/>
+        </w:tc>
+        <w:tc>
+          <w:tcPr>
+            <w:tcW w:w="0" w:type="auto"/>
+          </w:tcPr>
+          <w:p/>
+        </w:tc>
+        <w:tc>
+          <w:tcPr>
+            <w:tcW w:w="0" w:type="auto"/>
+          </w:tcPr>
+          <w:p/>
+        </w:tc>
+        <w:tc>
+          <w:tcPr>
+            <w:tcW w:w="0" w:type="auto"/>
+          </w:tcPr>
+          <w:p/>
+        </w:tc>
+        <w:tc>
+          <w:tcPr>
+            <w:tcW w:w="0" w:type="auto"/>
+          </w:tcPr>
+          <w:p/>
+        </w:tc>
+        <w:tc>
+          <w:tcPr>
+            <w:tcW w:w="0" w:type="auto"/>
+          </w:tcPr>
+          <w:p/>
+        </w:tc>
+        <w:tc>
+          <w:tcPr>
+            <w:tcW w:w="0" w:type="auto"/>
+          </w:tcPr>
+          <w:p/>
+        </w:tc>
+        <w:tc>
+          <w:tcPr>
+            <w:tcW w:w="0" w:type="auto"/>
+          </w:tcPr>
+          <w:p/>
+        </w:tc>
+        <w:tc>
+          <w:tcPr>
+            <w:tcW w:w="0" w:type="auto"/>
+          </w:tcPr>
+          <w:p/>
+        </w:tc>
+        <w:tc>
+          <w:tcPr>
+            <w:tcW w:w="0" w:type="auto"/>
+          </w:tcPr>
+          <w:p/>
+        </w:tc>
+        <w:tc>
+          <w:tcPr>
+            <w:tcW w:w="0" w:type="auto"/>
+          </w:tcPr>
+          <w:p/>
+        </w:tc>
+        <w:tc>
+          <w:tcPr>
+            <w:tcW w:w="0" w:type="auto"/>
+          </w:tcPr>
+          <w:p/>
+        </w:tc>
+      </w:tr>
+      <w:tr>
+        <w:tc>
+          <w:tcPr>
+            <w:tcW w:w="0" w:type="auto"/>
+          </w:tcPr>
+          <w:p/>
+        </w:tc>
+        <w:tc>
+          <w:tcPr>
+            <w:tcW w:w="0" w:type="auto"/>
+          </w:tcPr>
+          <w:p/>
+        </w:tc>
+        <w:tc>
+          <w:tcPr>
+            <w:tcW w:w="0" w:type="auto"/>
+          </w:tcPr>
+          <w:p/>
+        </w:tc>
+        <w:tc>
+          <w:tcPr>
+            <w:tcW w:w="0" w:type="auto"/>
+          </w:tcPr>
+          <w:p/>
+        </w:tc>
+        <w:tc>
+          <w:tcPr>
+            <w:tcW w:w="0" w:type="auto"/>
+          </w:tcPr>
+          <w:p/>
+        </w:tc>
+        <w:tc>
+          <w:tcPr>
+            <w:tcW w:w="0" w:type="auto"/>
+          </w:tcPr>
+          <w:p/>
+        </w:tc>
+        <w:tc>
+          <w:tcPr>
+            <w:tcW w:w="0" w:type="auto"/>
+          </w:tcPr>
+          <w:p/>
+        </w:tc>
+        <w:tc>
+          <w:tcPr>
+            <w:tcW w:w="0" w:type="auto"/>
+          </w:tcPr>
+          <w:p/>
+        </w:tc>
+        <w:tc>
+          <w:tcPr>
+            <w:tcW w:w="0" w:type="auto"/>
+          </w:tcPr>
+          <w:p/>
+        </w:tc>
+        <w:tc>
+          <w:tcPr>
+            <w:tcW w:w="0" w:type="auto"/>
+          </w:tcPr>
+          <w:p/>
+        </w:tc>
+        <w:tc>
+          <w:tcPr>
+            <w:tcW w:w="0" w:type="auto"/>
+          </w:tcPr>
+          <w:p/>
+        </w:tc>
+        <w:tc>
+          <w:tcPr>
+            <w:tcW w:w="0" w:type="auto"/>
+          </w:tcPr>
+          <w:p/>
+        </w:tc>
+        <w:tc>
+          <w:tcPr>
+            <w:tcW w:w="0" w:type="auto"/>
+          </w:tcPr>
+          <w:p/>
+        </w:tc>
+      </w:tr>
+      <w:tr>
+        <w:tc>
+          <w:tcPr>
+            <w:tcW w:w="0" w:type="auto"/>
+          </w:tcPr>
           <w:p>
             <w:r>
               <w:t xml:space="preserve">Tables </w:t>
@@ -859,6 +1505,166 @@
           <w:tcPr>
             <w:tcW w:w="0" w:type="auto"/>
           </w:tcPr>
+          <w:p/>
+        </w:tc>
+        <w:tc>
+          <w:tcPr>
+            <w:tcW w:w="0" w:type="auto"/>
+          </w:tcPr>
+          <w:p/>
+        </w:tc>
+        <w:tc>
+          <w:tcPr>
+            <w:tcW w:w="0" w:type="auto"/>
+          </w:tcPr>
+          <w:p/>
+        </w:tc>
+        <w:tc>
+          <w:tcPr>
+            <w:tcW w:w="0" w:type="auto"/>
+          </w:tcPr>
+          <w:p/>
+        </w:tc>
+        <w:tc>
+          <w:tcPr>
+            <w:tcW w:w="0" w:type="auto"/>
+          </w:tcPr>
+          <w:p/>
+        </w:tc>
+        <w:tc>
+          <w:tcPr>
+            <w:tcW w:w="0" w:type="auto"/>
+          </w:tcPr>
+          <w:p/>
+        </w:tc>
+        <w:tc>
+          <w:tcPr>
+            <w:tcW w:w="0" w:type="auto"/>
+          </w:tcPr>
+          <w:p/>
+        </w:tc>
+        <w:tc>
+          <w:tcPr>
+            <w:tcW w:w="0" w:type="auto"/>
+          </w:tcPr>
+          <w:p/>
+        </w:tc>
+        <w:tc>
+          <w:tcPr>
+            <w:tcW w:w="0" w:type="auto"/>
+          </w:tcPr>
+          <w:p/>
+        </w:tc>
+        <w:tc>
+          <w:tcPr>
+            <w:tcW w:w="0" w:type="auto"/>
+          </w:tcPr>
+          <w:p/>
+        </w:tc>
+        <w:tc>
+          <w:tcPr>
+            <w:tcW w:w="0" w:type="auto"/>
+          </w:tcPr>
+          <w:p/>
+        </w:tc>
+        <w:tc>
+          <w:tcPr>
+            <w:tcW w:w="0" w:type="auto"/>
+          </w:tcPr>
+          <w:p/>
+        </w:tc>
+        <w:tc>
+          <w:tcPr>
+            <w:tcW w:w="0" w:type="auto"/>
+          </w:tcPr>
+          <w:p/>
+        </w:tc>
+      </w:tr>
+      <w:tr>
+        <w:tc>
+          <w:tcPr>
+            <w:tcW w:w="0" w:type="auto"/>
+          </w:tcPr>
+          <w:p/>
+        </w:tc>
+        <w:tc>
+          <w:tcPr>
+            <w:tcW w:w="0" w:type="auto"/>
+          </w:tcPr>
+          <w:p/>
+        </w:tc>
+        <w:tc>
+          <w:tcPr>
+            <w:tcW w:w="0" w:type="auto"/>
+          </w:tcPr>
+          <w:p/>
+        </w:tc>
+        <w:tc>
+          <w:tcPr>
+            <w:tcW w:w="0" w:type="auto"/>
+          </w:tcPr>
+          <w:p/>
+        </w:tc>
+        <w:tc>
+          <w:tcPr>
+            <w:tcW w:w="0" w:type="auto"/>
+          </w:tcPr>
+          <w:p/>
+        </w:tc>
+        <w:tc>
+          <w:tcPr>
+            <w:tcW w:w="0" w:type="auto"/>
+          </w:tcPr>
+          <w:p/>
+        </w:tc>
+        <w:tc>
+          <w:tcPr>
+            <w:tcW w:w="0" w:type="auto"/>
+          </w:tcPr>
+          <w:p/>
+        </w:tc>
+        <w:tc>
+          <w:tcPr>
+            <w:tcW w:w="0" w:type="auto"/>
+          </w:tcPr>
+          <w:p/>
+        </w:tc>
+        <w:tc>
+          <w:tcPr>
+            <w:tcW w:w="0" w:type="auto"/>
+          </w:tcPr>
+          <w:p/>
+        </w:tc>
+        <w:tc>
+          <w:tcPr>
+            <w:tcW w:w="0" w:type="auto"/>
+          </w:tcPr>
+          <w:p/>
+        </w:tc>
+        <w:tc>
+          <w:tcPr>
+            <w:tcW w:w="0" w:type="auto"/>
+          </w:tcPr>
+          <w:p/>
+        </w:tc>
+        <w:tc>
+          <w:tcPr>
+            <w:tcW w:w="0" w:type="auto"/>
+          </w:tcPr>
+          <w:p/>
+        </w:tc>
+        <w:tc>
+          <w:tcPr>
+            <w:tcW w:w="0" w:type="auto"/>
+          </w:tcPr>
+          <w:p/>
+        </w:tc>
+      </w:tr>
+      <w:tr>
+        <w:tc>
+          <w:tcPr>
+            <w:tcW w:w="0" w:type="auto"/>
+          </w:tcPr>
           <w:p>
             <w:r>
               <w:t xml:space="preserve">Next, we see a table with special formatting in various locations. Notice how the formatting for the header row and sub header rows is preserved. </w:t>
@@ -913,6 +1719,12 @@
           <w:tcPr>
             <w:tcW w:w="0" w:type="auto"/>
           </w:tcPr>
+          <w:p/>
+        </w:tc>
+        <w:tc>
+          <w:tcPr>
+            <w:tcW w:w="0" w:type="auto"/>
+          </w:tcPr>
           <w:p>
             <w:r>
               <w:t xml:space="preserve">Undergraduate </w:t>
@@ -1009,6 +1821,12 @@
           <w:tcPr>
             <w:tcW w:w="0" w:type="auto"/>
           </w:tcPr>
+          <w:p/>
+        </w:tc>
+        <w:tc>
+          <w:tcPr>
+            <w:tcW w:w="0" w:type="auto"/>
+          </w:tcPr>
           <w:p>
             <w:r>
               <w:t xml:space="preserve">Graduate </w:t>
@@ -1227,6 +2045,246 @@
           <w:tcPr>
             <w:tcW w:w="0" w:type="auto"/>
           </w:tcPr>
+          <w:p/>
+        </w:tc>
+        <w:tc>
+          <w:tcPr>
+            <w:tcW w:w="0" w:type="auto"/>
+          </w:tcPr>
+          <w:p/>
+        </w:tc>
+        <w:tc>
+          <w:tcPr>
+            <w:tcW w:w="0" w:type="auto"/>
+          </w:tcPr>
+          <w:p/>
+        </w:tc>
+        <w:tc>
+          <w:tcPr>
+            <w:tcW w:w="0" w:type="auto"/>
+          </w:tcPr>
+          <w:p/>
+        </w:tc>
+        <w:tc>
+          <w:tcPr>
+            <w:tcW w:w="0" w:type="auto"/>
+          </w:tcPr>
+          <w:p/>
+        </w:tc>
+        <w:tc>
+          <w:tcPr>
+            <w:tcW w:w="0" w:type="auto"/>
+          </w:tcPr>
+          <w:p/>
+        </w:tc>
+        <w:tc>
+          <w:tcPr>
+            <w:tcW w:w="0" w:type="auto"/>
+          </w:tcPr>
+          <w:p/>
+        </w:tc>
+        <w:tc>
+          <w:tcPr>
+            <w:tcW w:w="0" w:type="auto"/>
+          </w:tcPr>
+          <w:p/>
+        </w:tc>
+        <w:tc>
+          <w:tcPr>
+            <w:tcW w:w="0" w:type="auto"/>
+          </w:tcPr>
+          <w:p/>
+        </w:tc>
+        <w:tc>
+          <w:tcPr>
+            <w:tcW w:w="0" w:type="auto"/>
+          </w:tcPr>
+          <w:p/>
+        </w:tc>
+        <w:tc>
+          <w:tcPr>
+            <w:tcW w:w="0" w:type="auto"/>
+          </w:tcPr>
+          <w:p/>
+        </w:tc>
+        <w:tc>
+          <w:tcPr>
+            <w:tcW w:w="0" w:type="auto"/>
+          </w:tcPr>
+          <w:p/>
+        </w:tc>
+        <w:tc>
+          <w:tcPr>
+            <w:tcW w:w="0" w:type="auto"/>
+          </w:tcPr>
+          <w:p/>
+        </w:tc>
+      </w:tr>
+      <w:tr>
+        <w:tc>
+          <w:tcPr>
+            <w:tcW w:w="0" w:type="auto"/>
+          </w:tcPr>
+          <w:p/>
+        </w:tc>
+        <w:tc>
+          <w:tcPr>
+            <w:tcW w:w="0" w:type="auto"/>
+          </w:tcPr>
+          <w:p/>
+        </w:tc>
+        <w:tc>
+          <w:tcPr>
+            <w:tcW w:w="0" w:type="auto"/>
+          </w:tcPr>
+          <w:p/>
+        </w:tc>
+        <w:tc>
+          <w:tcPr>
+            <w:tcW w:w="0" w:type="auto"/>
+          </w:tcPr>
+          <w:p/>
+        </w:tc>
+        <w:tc>
+          <w:tcPr>
+            <w:tcW w:w="0" w:type="auto"/>
+          </w:tcPr>
+          <w:p/>
+        </w:tc>
+        <w:tc>
+          <w:tcPr>
+            <w:tcW w:w="0" w:type="auto"/>
+          </w:tcPr>
+          <w:p/>
+        </w:tc>
+        <w:tc>
+          <w:tcPr>
+            <w:tcW w:w="0" w:type="auto"/>
+          </w:tcPr>
+          <w:p/>
+        </w:tc>
+        <w:tc>
+          <w:tcPr>
+            <w:tcW w:w="0" w:type="auto"/>
+          </w:tcPr>
+          <w:p/>
+        </w:tc>
+        <w:tc>
+          <w:tcPr>
+            <w:tcW w:w="0" w:type="auto"/>
+          </w:tcPr>
+          <w:p/>
+        </w:tc>
+        <w:tc>
+          <w:tcPr>
+            <w:tcW w:w="0" w:type="auto"/>
+          </w:tcPr>
+          <w:p/>
+        </w:tc>
+        <w:tc>
+          <w:tcPr>
+            <w:tcW w:w="0" w:type="auto"/>
+          </w:tcPr>
+          <w:p/>
+        </w:tc>
+        <w:tc>
+          <w:tcPr>
+            <w:tcW w:w="0" w:type="auto"/>
+          </w:tcPr>
+          <w:p/>
+        </w:tc>
+        <w:tc>
+          <w:tcPr>
+            <w:tcW w:w="0" w:type="auto"/>
+          </w:tcPr>
+          <w:p/>
+        </w:tc>
+      </w:tr>
+      <w:tr>
+        <w:tc>
+          <w:tcPr>
+            <w:tcW w:w="0" w:type="auto"/>
+          </w:tcPr>
+          <w:p/>
+        </w:tc>
+        <w:tc>
+          <w:tcPr>
+            <w:tcW w:w="0" w:type="auto"/>
+          </w:tcPr>
+          <w:p/>
+        </w:tc>
+        <w:tc>
+          <w:tcPr>
+            <w:tcW w:w="0" w:type="auto"/>
+          </w:tcPr>
+          <w:p/>
+        </w:tc>
+        <w:tc>
+          <w:tcPr>
+            <w:tcW w:w="0" w:type="auto"/>
+          </w:tcPr>
+          <w:p/>
+        </w:tc>
+        <w:tc>
+          <w:tcPr>
+            <w:tcW w:w="0" w:type="auto"/>
+          </w:tcPr>
+          <w:p/>
+        </w:tc>
+        <w:tc>
+          <w:tcPr>
+            <w:tcW w:w="0" w:type="auto"/>
+          </w:tcPr>
+          <w:p/>
+        </w:tc>
+        <w:tc>
+          <w:tcPr>
+            <w:tcW w:w="0" w:type="auto"/>
+          </w:tcPr>
+          <w:p/>
+        </w:tc>
+        <w:tc>
+          <w:tcPr>
+            <w:tcW w:w="0" w:type="auto"/>
+          </w:tcPr>
+          <w:p/>
+        </w:tc>
+        <w:tc>
+          <w:tcPr>
+            <w:tcW w:w="0" w:type="auto"/>
+          </w:tcPr>
+          <w:p/>
+        </w:tc>
+        <w:tc>
+          <w:tcPr>
+            <w:tcW w:w="0" w:type="auto"/>
+          </w:tcPr>
+          <w:p/>
+        </w:tc>
+        <w:tc>
+          <w:tcPr>
+            <w:tcW w:w="0" w:type="auto"/>
+          </w:tcPr>
+          <w:p/>
+        </w:tc>
+        <w:tc>
+          <w:tcPr>
+            <w:tcW w:w="0" w:type="auto"/>
+          </w:tcPr>
+          <w:p/>
+        </w:tc>
+        <w:tc>
+          <w:tcPr>
+            <w:tcW w:w="0" w:type="auto"/>
+          </w:tcPr>
+          <w:p/>
+        </w:tc>
+      </w:tr>
+      <w:tr>
+        <w:tc>
+          <w:tcPr>
+            <w:tcW w:w="0" w:type="auto"/>
+          </w:tcPr>
           <w:p>
             <w:r>
               <w:t xml:space="preserve">We end with a fancy calendar, note how much of the original formatting is preserved. Note that this table will only display correctly on relatively wide screens. In general, very wide tables or tables whose cells have fixed width requirements don’t fare well in ebooks. </w:t>
@@ -1261,6 +2319,12 @@
           <w:tcPr>
             <w:tcW w:w="0" w:type="auto"/>
           </w:tcPr>
+          <w:p/>
+        </w:tc>
+        <w:tc>
+          <w:tcPr>
+            <w:tcW w:w="0" w:type="auto"/>
+          </w:tcPr>
           <w:p>
             <w:r>
               <w:t xml:space="preserve">Mon </w:t>
@@ -1271,6 +2335,12 @@
           <w:tcPr>
             <w:tcW w:w="0" w:type="auto"/>
           </w:tcPr>
+          <w:p/>
+        </w:tc>
+        <w:tc>
+          <w:tcPr>
+            <w:tcW w:w="0" w:type="auto"/>
+          </w:tcPr>
           <w:p>
             <w:r>
               <w:t xml:space="preserve">Tue </w:t>
@@ -1281,6 +2351,12 @@
           <w:tcPr>
             <w:tcW w:w="0" w:type="auto"/>
           </w:tcPr>
+          <w:p/>
+        </w:tc>
+        <w:tc>
+          <w:tcPr>
+            <w:tcW w:w="0" w:type="auto"/>
+          </w:tcPr>
           <w:p>
             <w:r>
               <w:t xml:space="preserve">Wed </w:t>
@@ -1291,6 +2367,12 @@
           <w:tcPr>
             <w:tcW w:w="0" w:type="auto"/>
           </w:tcPr>
+          <w:p/>
+        </w:tc>
+        <w:tc>
+          <w:tcPr>
+            <w:tcW w:w="0" w:type="auto"/>
+          </w:tcPr>
           <w:p>
             <w:r>
               <w:t xml:space="preserve">Thu </w:t>
@@ -1301,6 +2383,12 @@
           <w:tcPr>
             <w:tcW w:w="0" w:type="auto"/>
           </w:tcPr>
+          <w:p/>
+        </w:tc>
+        <w:tc>
+          <w:tcPr>
+            <w:tcW w:w="0" w:type="auto"/>
+          </w:tcPr>
           <w:p>
             <w:r>
               <w:t xml:space="preserve">Fri </w:t>
@@ -1311,6 +2399,12 @@
           <w:tcPr>
             <w:tcW w:w="0" w:type="auto"/>
           </w:tcPr>
+          <w:p/>
+        </w:tc>
+        <w:tc>
+          <w:tcPr>
+            <w:tcW w:w="0" w:type="auto"/>
+          </w:tcPr>
           <w:p>
             <w:r>
               <w:t xml:space="preserve">Sat </w:t>
@@ -1323,6 +2417,78 @@
           <w:tcPr>
             <w:tcW w:w="0" w:type="auto"/>
           </w:tcPr>
+          <w:p/>
+        </w:tc>
+        <w:tc>
+          <w:tcPr>
+            <w:tcW w:w="0" w:type="auto"/>
+          </w:tcPr>
+          <w:p/>
+        </w:tc>
+        <w:tc>
+          <w:tcPr>
+            <w:tcW w:w="0" w:type="auto"/>
+          </w:tcPr>
+          <w:p/>
+        </w:tc>
+        <w:tc>
+          <w:tcPr>
+            <w:tcW w:w="0" w:type="auto"/>
+          </w:tcPr>
+          <w:p/>
+        </w:tc>
+        <w:tc>
+          <w:tcPr>
+            <w:tcW w:w="0" w:type="auto"/>
+          </w:tcPr>
+          <w:p/>
+        </w:tc>
+        <w:tc>
+          <w:tcPr>
+            <w:tcW w:w="0" w:type="auto"/>
+          </w:tcPr>
+          <w:p/>
+        </w:tc>
+        <w:tc>
+          <w:tcPr>
+            <w:tcW w:w="0" w:type="auto"/>
+          </w:tcPr>
+          <w:p/>
+        </w:tc>
+        <w:tc>
+          <w:tcPr>
+            <w:tcW w:w="0" w:type="auto"/>
+          </w:tcPr>
+          <w:p/>
+        </w:tc>
+        <w:tc>
+          <w:tcPr>
+            <w:tcW w:w="0" w:type="auto"/>
+          </w:tcPr>
+          <w:p/>
+        </w:tc>
+        <w:tc>
+          <w:tcPr>
+            <w:tcW w:w="0" w:type="auto"/>
+          </w:tcPr>
+          <w:p/>
+        </w:tc>
+        <w:tc>
+          <w:tcPr>
+            <w:tcW w:w="0" w:type="auto"/>
+          </w:tcPr>
+          <w:p/>
+        </w:tc>
+        <w:tc>
+          <w:tcPr>
+            <w:tcW w:w="0" w:type="auto"/>
+          </w:tcPr>
+          <w:p/>
+        </w:tc>
+        <w:tc>
+          <w:tcPr>
+            <w:tcW w:w="0" w:type="auto"/>
+          </w:tcPr>
           <w:p>
             <w:r>
               <w:t xml:space="preserve">1 </w:t>
@@ -1335,6 +2501,86 @@
           <w:tcPr>
             <w:tcW w:w="0" w:type="auto"/>
           </w:tcPr>
+          <w:p/>
+        </w:tc>
+        <w:tc>
+          <w:tcPr>
+            <w:tcW w:w="0" w:type="auto"/>
+          </w:tcPr>
+          <w:p/>
+        </w:tc>
+        <w:tc>
+          <w:tcPr>
+            <w:tcW w:w="0" w:type="auto"/>
+          </w:tcPr>
+          <w:p/>
+        </w:tc>
+        <w:tc>
+          <w:tcPr>
+            <w:tcW w:w="0" w:type="auto"/>
+          </w:tcPr>
+          <w:p/>
+        </w:tc>
+        <w:tc>
+          <w:tcPr>
+            <w:tcW w:w="0" w:type="auto"/>
+          </w:tcPr>
+          <w:p/>
+        </w:tc>
+        <w:tc>
+          <w:tcPr>
+            <w:tcW w:w="0" w:type="auto"/>
+          </w:tcPr>
+          <w:p/>
+        </w:tc>
+        <w:tc>
+          <w:tcPr>
+            <w:tcW w:w="0" w:type="auto"/>
+          </w:tcPr>
+          <w:p/>
+        </w:tc>
+        <w:tc>
+          <w:tcPr>
+            <w:tcW w:w="0" w:type="auto"/>
+          </w:tcPr>
+          <w:p/>
+        </w:tc>
+        <w:tc>
+          <w:tcPr>
+            <w:tcW w:w="0" w:type="auto"/>
+          </w:tcPr>
+          <w:p/>
+        </w:tc>
+        <w:tc>
+          <w:tcPr>
+            <w:tcW w:w="0" w:type="auto"/>
+          </w:tcPr>
+          <w:p/>
+        </w:tc>
+        <w:tc>
+          <w:tcPr>
+            <w:tcW w:w="0" w:type="auto"/>
+          </w:tcPr>
+          <w:p/>
+        </w:tc>
+        <w:tc>
+          <w:tcPr>
+            <w:tcW w:w="0" w:type="auto"/>
+          </w:tcPr>
+          <w:p/>
+        </w:tc>
+        <w:tc>
+          <w:tcPr>
+            <w:tcW w:w="0" w:type="auto"/>
+          </w:tcPr>
+          <w:p/>
+        </w:tc>
+      </w:tr>
+      <w:tr>
+        <w:tc>
+          <w:tcPr>
+            <w:tcW w:w="0" w:type="auto"/>
+          </w:tcPr>
           <w:p>
             <w:r>
               <w:t xml:space="preserve">2 </w:t>
@@ -1345,6 +2591,12 @@
           <w:tcPr>
             <w:tcW w:w="0" w:type="auto"/>
           </w:tcPr>
+          <w:p/>
+        </w:tc>
+        <w:tc>
+          <w:tcPr>
+            <w:tcW w:w="0" w:type="auto"/>
+          </w:tcPr>
           <w:p>
             <w:r>
               <w:t xml:space="preserve">3 </w:t>
@@ -1355,6 +2607,12 @@
           <w:tcPr>
             <w:tcW w:w="0" w:type="auto"/>
           </w:tcPr>
+          <w:p/>
+        </w:tc>
+        <w:tc>
+          <w:tcPr>
+            <w:tcW w:w="0" w:type="auto"/>
+          </w:tcPr>
           <w:p>
             <w:r>
               <w:t xml:space="preserve">4 </w:t>
@@ -1365,6 +2623,12 @@
           <w:tcPr>
             <w:tcW w:w="0" w:type="auto"/>
           </w:tcPr>
+          <w:p/>
+        </w:tc>
+        <w:tc>
+          <w:tcPr>
+            <w:tcW w:w="0" w:type="auto"/>
+          </w:tcPr>
           <w:p>
             <w:r>
               <w:t xml:space="preserve">5 </w:t>
@@ -1375,6 +2639,12 @@
           <w:tcPr>
             <w:tcW w:w="0" w:type="auto"/>
           </w:tcPr>
+          <w:p/>
+        </w:tc>
+        <w:tc>
+          <w:tcPr>
+            <w:tcW w:w="0" w:type="auto"/>
+          </w:tcPr>
           <w:p>
             <w:r>
               <w:t xml:space="preserve">6 </w:t>
@@ -1385,6 +2655,12 @@
           <w:tcPr>
             <w:tcW w:w="0" w:type="auto"/>
           </w:tcPr>
+          <w:p/>
+        </w:tc>
+        <w:tc>
+          <w:tcPr>
+            <w:tcW w:w="0" w:type="auto"/>
+          </w:tcPr>
           <w:p>
             <w:r>
               <w:t xml:space="preserve">7 </w:t>
@@ -1395,6 +2671,12 @@
           <w:tcPr>
             <w:tcW w:w="0" w:type="auto"/>
           </w:tcPr>
+          <w:p/>
+        </w:tc>
+        <w:tc>
+          <w:tcPr>
+            <w:tcW w:w="0" w:type="auto"/>
+          </w:tcPr>
           <w:p>
             <w:r>
               <w:t xml:space="preserve">8 </w:t>
@@ -1407,6 +2689,86 @@
           <w:tcPr>
             <w:tcW w:w="0" w:type="auto"/>
           </w:tcPr>
+          <w:p/>
+        </w:tc>
+        <w:tc>
+          <w:tcPr>
+            <w:tcW w:w="0" w:type="auto"/>
+          </w:tcPr>
+          <w:p/>
+        </w:tc>
+        <w:tc>
+          <w:tcPr>
+            <w:tcW w:w="0" w:type="auto"/>
+          </w:tcPr>
+          <w:p/>
+        </w:tc>
+        <w:tc>
+          <w:tcPr>
+            <w:tcW w:w="0" w:type="auto"/>
+          </w:tcPr>
+          <w:p/>
+        </w:tc>
+        <w:tc>
+          <w:tcPr>
+            <w:tcW w:w="0" w:type="auto"/>
+          </w:tcPr>
+          <w:p/>
+        </w:tc>
+        <w:tc>
+          <w:tcPr>
+            <w:tcW w:w="0" w:type="auto"/>
+          </w:tcPr>
+          <w:p/>
+        </w:tc>
+        <w:tc>
+          <w:tcPr>
+            <w:tcW w:w="0" w:type="auto"/>
+          </w:tcPr>
+          <w:p/>
+        </w:tc>
+        <w:tc>
+          <w:tcPr>
+            <w:tcW w:w="0" w:type="auto"/>
+          </w:tcPr>
+          <w:p/>
+        </w:tc>
+        <w:tc>
+          <w:tcPr>
+            <w:tcW w:w="0" w:type="auto"/>
+          </w:tcPr>
+          <w:p/>
+        </w:tc>
+        <w:tc>
+          <w:tcPr>
+            <w:tcW w:w="0" w:type="auto"/>
+          </w:tcPr>
+          <w:p/>
+        </w:tc>
+        <w:tc>
+          <w:tcPr>
+            <w:tcW w:w="0" w:type="auto"/>
+          </w:tcPr>
+          <w:p/>
+        </w:tc>
+        <w:tc>
+          <w:tcPr>
+            <w:tcW w:w="0" w:type="auto"/>
+          </w:tcPr>
+          <w:p/>
+        </w:tc>
+        <w:tc>
+          <w:tcPr>
+            <w:tcW w:w="0" w:type="auto"/>
+          </w:tcPr>
+          <w:p/>
+        </w:tc>
+      </w:tr>
+      <w:tr>
+        <w:tc>
+          <w:tcPr>
+            <w:tcW w:w="0" w:type="auto"/>
+          </w:tcPr>
           <w:p>
             <w:r>
               <w:t xml:space="preserve">9 </w:t>
@@ -1417,6 +2779,12 @@
           <w:tcPr>
             <w:tcW w:w="0" w:type="auto"/>
           </w:tcPr>
+          <w:p/>
+        </w:tc>
+        <w:tc>
+          <w:tcPr>
+            <w:tcW w:w="0" w:type="auto"/>
+          </w:tcPr>
           <w:p>
             <w:r>
               <w:t xml:space="preserve">10 </w:t>
@@ -1427,6 +2795,12 @@
           <w:tcPr>
             <w:tcW w:w="0" w:type="auto"/>
           </w:tcPr>
+          <w:p/>
+        </w:tc>
+        <w:tc>
+          <w:tcPr>
+            <w:tcW w:w="0" w:type="auto"/>
+          </w:tcPr>
           <w:p>
             <w:r>
               <w:t xml:space="preserve">11 </w:t>
@@ -1437,6 +2811,12 @@
           <w:tcPr>
             <w:tcW w:w="0" w:type="auto"/>
           </w:tcPr>
+          <w:p/>
+        </w:tc>
+        <w:tc>
+          <w:tcPr>
+            <w:tcW w:w="0" w:type="auto"/>
+          </w:tcPr>
           <w:p>
             <w:r>
               <w:t xml:space="preserve">12 </w:t>
@@ -1447,6 +2827,12 @@
           <w:tcPr>
             <w:tcW w:w="0" w:type="auto"/>
           </w:tcPr>
+          <w:p/>
+        </w:tc>
+        <w:tc>
+          <w:tcPr>
+            <w:tcW w:w="0" w:type="auto"/>
+          </w:tcPr>
           <w:p>
             <w:r>
               <w:t xml:space="preserve">13 </w:t>
@@ -1457,6 +2843,12 @@
           <w:tcPr>
             <w:tcW w:w="0" w:type="auto"/>
           </w:tcPr>
+          <w:p/>
+        </w:tc>
+        <w:tc>
+          <w:tcPr>
+            <w:tcW w:w="0" w:type="auto"/>
+          </w:tcPr>
           <w:p>
             <w:r>
               <w:t xml:space="preserve">14 </w:t>
@@ -1467,6 +2859,12 @@
           <w:tcPr>
             <w:tcW w:w="0" w:type="auto"/>
           </w:tcPr>
+          <w:p/>
+        </w:tc>
+        <w:tc>
+          <w:tcPr>
+            <w:tcW w:w="0" w:type="auto"/>
+          </w:tcPr>
           <w:p>
             <w:r>
               <w:t xml:space="preserve">15 </w:t>
@@ -1479,6 +2877,86 @@
           <w:tcPr>
             <w:tcW w:w="0" w:type="auto"/>
           </w:tcPr>
+          <w:p/>
+        </w:tc>
+        <w:tc>
+          <w:tcPr>
+            <w:tcW w:w="0" w:type="auto"/>
+          </w:tcPr>
+          <w:p/>
+        </w:tc>
+        <w:tc>
+          <w:tcPr>
+            <w:tcW w:w="0" w:type="auto"/>
+          </w:tcPr>
+          <w:p/>
+        </w:tc>
+        <w:tc>
+          <w:tcPr>
+            <w:tcW w:w="0" w:type="auto"/>
+          </w:tcPr>
+          <w:p/>
+        </w:tc>
+        <w:tc>
+          <w:tcPr>
+            <w:tcW w:w="0" w:type="auto"/>
+          </w:tcPr>
+          <w:p/>
+        </w:tc>
+        <w:tc>
+          <w:tcPr>
+            <w:tcW w:w="0" w:type="auto"/>
+          </w:tcPr>
+          <w:p/>
+        </w:tc>
+        <w:tc>
+          <w:tcPr>
+            <w:tcW w:w="0" w:type="auto"/>
+          </w:tcPr>
+          <w:p/>
+        </w:tc>
+        <w:tc>
+          <w:tcPr>
+            <w:tcW w:w="0" w:type="auto"/>
+          </w:tcPr>
+          <w:p/>
+        </w:tc>
+        <w:tc>
+          <w:tcPr>
+            <w:tcW w:w="0" w:type="auto"/>
+          </w:tcPr>
+          <w:p/>
+        </w:tc>
+        <w:tc>
+          <w:tcPr>
+            <w:tcW w:w="0" w:type="auto"/>
+          </w:tcPr>
+          <w:p/>
+        </w:tc>
+        <w:tc>
+          <w:tcPr>
+            <w:tcW w:w="0" w:type="auto"/>
+          </w:tcPr>
+          <w:p/>
+        </w:tc>
+        <w:tc>
+          <w:tcPr>
+            <w:tcW w:w="0" w:type="auto"/>
+          </w:tcPr>
+          <w:p/>
+        </w:tc>
+        <w:tc>
+          <w:tcPr>
+            <w:tcW w:w="0" w:type="auto"/>
+          </w:tcPr>
+          <w:p/>
+        </w:tc>
+      </w:tr>
+      <w:tr>
+        <w:tc>
+          <w:tcPr>
+            <w:tcW w:w="0" w:type="auto"/>
+          </w:tcPr>
           <w:p>
             <w:r>
               <w:t xml:space="preserve">16 </w:t>
@@ -1489,6 +2967,12 @@
           <w:tcPr>
             <w:tcW w:w="0" w:type="auto"/>
           </w:tcPr>
+          <w:p/>
+        </w:tc>
+        <w:tc>
+          <w:tcPr>
+            <w:tcW w:w="0" w:type="auto"/>
+          </w:tcPr>
           <w:p>
             <w:r>
               <w:t xml:space="preserve">17 </w:t>
@@ -1499,6 +2983,12 @@
           <w:tcPr>
             <w:tcW w:w="0" w:type="auto"/>
           </w:tcPr>
+          <w:p/>
+        </w:tc>
+        <w:tc>
+          <w:tcPr>
+            <w:tcW w:w="0" w:type="auto"/>
+          </w:tcPr>
           <w:p>
             <w:r>
               <w:t xml:space="preserve">18 </w:t>
@@ -1509,6 +2999,12 @@
           <w:tcPr>
             <w:tcW w:w="0" w:type="auto"/>
           </w:tcPr>
+          <w:p/>
+        </w:tc>
+        <w:tc>
+          <w:tcPr>
+            <w:tcW w:w="0" w:type="auto"/>
+          </w:tcPr>
           <w:p>
             <w:r>
               <w:t xml:space="preserve">19 </w:t>
@@ -1519,6 +3015,12 @@
           <w:tcPr>
             <w:tcW w:w="0" w:type="auto"/>
           </w:tcPr>
+          <w:p/>
+        </w:tc>
+        <w:tc>
+          <w:tcPr>
+            <w:tcW w:w="0" w:type="auto"/>
+          </w:tcPr>
           <w:p>
             <w:r>
               <w:t xml:space="preserve">20 </w:t>
@@ -1529,6 +3031,12 @@
           <w:tcPr>
             <w:tcW w:w="0" w:type="auto"/>
           </w:tcPr>
+          <w:p/>
+        </w:tc>
+        <w:tc>
+          <w:tcPr>
+            <w:tcW w:w="0" w:type="auto"/>
+          </w:tcPr>
           <w:p>
             <w:r>
               <w:t xml:space="preserve">21 </w:t>
@@ -1539,6 +3047,12 @@
           <w:tcPr>
             <w:tcW w:w="0" w:type="auto"/>
           </w:tcPr>
+          <w:p/>
+        </w:tc>
+        <w:tc>
+          <w:tcPr>
+            <w:tcW w:w="0" w:type="auto"/>
+          </w:tcPr>
           <w:p>
             <w:r>
               <w:t xml:space="preserve">22 </w:t>
@@ -1551,6 +3065,86 @@
           <w:tcPr>
             <w:tcW w:w="0" w:type="auto"/>
           </w:tcPr>
+          <w:p/>
+        </w:tc>
+        <w:tc>
+          <w:tcPr>
+            <w:tcW w:w="0" w:type="auto"/>
+          </w:tcPr>
+          <w:p/>
+        </w:tc>
+        <w:tc>
+          <w:tcPr>
+            <w:tcW w:w="0" w:type="auto"/>
+          </w:tcPr>
+          <w:p/>
+        </w:tc>
+        <w:tc>
+          <w:tcPr>
+            <w:tcW w:w="0" w:type="auto"/>
+          </w:tcPr>
+          <w:p/>
+        </w:tc>
+        <w:tc>
+          <w:tcPr>
+            <w:tcW w:w="0" w:type="auto"/>
+          </w:tcPr>
+          <w:p/>
+        </w:tc>
+        <w:tc>
+          <w:tcPr>
+            <w:tcW w:w="0" w:type="auto"/>
+          </w:tcPr>
+          <w:p/>
+        </w:tc>
+        <w:tc>
+          <w:tcPr>
+            <w:tcW w:w="0" w:type="auto"/>
+          </w:tcPr>
+          <w:p/>
+        </w:tc>
+        <w:tc>
+          <w:tcPr>
+            <w:tcW w:w="0" w:type="auto"/>
+          </w:tcPr>
+          <w:p/>
+        </w:tc>
+        <w:tc>
+          <w:tcPr>
+            <w:tcW w:w="0" w:type="auto"/>
+          </w:tcPr>
+          <w:p/>
+        </w:tc>
+        <w:tc>
+          <w:tcPr>
+            <w:tcW w:w="0" w:type="auto"/>
+          </w:tcPr>
+          <w:p/>
+        </w:tc>
+        <w:tc>
+          <w:tcPr>
+            <w:tcW w:w="0" w:type="auto"/>
+          </w:tcPr>
+          <w:p/>
+        </w:tc>
+        <w:tc>
+          <w:tcPr>
+            <w:tcW w:w="0" w:type="auto"/>
+          </w:tcPr>
+          <w:p/>
+        </w:tc>
+        <w:tc>
+          <w:tcPr>
+            <w:tcW w:w="0" w:type="auto"/>
+          </w:tcPr>
+          <w:p/>
+        </w:tc>
+      </w:tr>
+      <w:tr>
+        <w:tc>
+          <w:tcPr>
+            <w:tcW w:w="0" w:type="auto"/>
+          </w:tcPr>
           <w:p>
             <w:r>
               <w:t xml:space="preserve">23 </w:t>
@@ -1561,6 +3155,12 @@
           <w:tcPr>
             <w:tcW w:w="0" w:type="auto"/>
           </w:tcPr>
+          <w:p/>
+        </w:tc>
+        <w:tc>
+          <w:tcPr>
+            <w:tcW w:w="0" w:type="auto"/>
+          </w:tcPr>
           <w:p>
             <w:r>
               <w:t xml:space="preserve">24 </w:t>
@@ -1571,6 +3171,12 @@
           <w:tcPr>
             <w:tcW w:w="0" w:type="auto"/>
           </w:tcPr>
+          <w:p/>
+        </w:tc>
+        <w:tc>
+          <w:tcPr>
+            <w:tcW w:w="0" w:type="auto"/>
+          </w:tcPr>
           <w:p>
             <w:r>
               <w:t xml:space="preserve">25 </w:t>
@@ -1581,6 +3187,12 @@
           <w:tcPr>
             <w:tcW w:w="0" w:type="auto"/>
           </w:tcPr>
+          <w:p/>
+        </w:tc>
+        <w:tc>
+          <w:tcPr>
+            <w:tcW w:w="0" w:type="auto"/>
+          </w:tcPr>
           <w:p>
             <w:r>
               <w:t xml:space="preserve">26 </w:t>
@@ -1591,6 +3203,12 @@
           <w:tcPr>
             <w:tcW w:w="0" w:type="auto"/>
           </w:tcPr>
+          <w:p/>
+        </w:tc>
+        <w:tc>
+          <w:tcPr>
+            <w:tcW w:w="0" w:type="auto"/>
+          </w:tcPr>
           <w:p>
             <w:r>
               <w:t xml:space="preserve">27 </w:t>
@@ -1601,6 +3219,12 @@
           <w:tcPr>
             <w:tcW w:w="0" w:type="auto"/>
           </w:tcPr>
+          <w:p/>
+        </w:tc>
+        <w:tc>
+          <w:tcPr>
+            <w:tcW w:w="0" w:type="auto"/>
+          </w:tcPr>
           <w:p>
             <w:r>
               <w:t xml:space="preserve">28 </w:t>
@@ -1611,6 +3235,12 @@
           <w:tcPr>
             <w:tcW w:w="0" w:type="auto"/>
           </w:tcPr>
+          <w:p/>
+        </w:tc>
+        <w:tc>
+          <w:tcPr>
+            <w:tcW w:w="0" w:type="auto"/>
+          </w:tcPr>
           <w:p>
             <w:r>
               <w:t xml:space="preserve">29 </w:t>
@@ -1623,6 +3253,86 @@
           <w:tcPr>
             <w:tcW w:w="0" w:type="auto"/>
           </w:tcPr>
+          <w:p/>
+        </w:tc>
+        <w:tc>
+          <w:tcPr>
+            <w:tcW w:w="0" w:type="auto"/>
+          </w:tcPr>
+          <w:p/>
+        </w:tc>
+        <w:tc>
+          <w:tcPr>
+            <w:tcW w:w="0" w:type="auto"/>
+          </w:tcPr>
+          <w:p/>
+        </w:tc>
+        <w:tc>
+          <w:tcPr>
+            <w:tcW w:w="0" w:type="auto"/>
+          </w:tcPr>
+          <w:p/>
+        </w:tc>
+        <w:tc>
+          <w:tcPr>
+            <w:tcW w:w="0" w:type="auto"/>
+          </w:tcPr>
+          <w:p/>
+        </w:tc>
+        <w:tc>
+          <w:tcPr>
+            <w:tcW w:w="0" w:type="auto"/>
+          </w:tcPr>
+          <w:p/>
+        </w:tc>
+        <w:tc>
+          <w:tcPr>
+            <w:tcW w:w="0" w:type="auto"/>
+          </w:tcPr>
+          <w:p/>
+        </w:tc>
+        <w:tc>
+          <w:tcPr>
+            <w:tcW w:w="0" w:type="auto"/>
+          </w:tcPr>
+          <w:p/>
+        </w:tc>
+        <w:tc>
+          <w:tcPr>
+            <w:tcW w:w="0" w:type="auto"/>
+          </w:tcPr>
+          <w:p/>
+        </w:tc>
+        <w:tc>
+          <w:tcPr>
+            <w:tcW w:w="0" w:type="auto"/>
+          </w:tcPr>
+          <w:p/>
+        </w:tc>
+        <w:tc>
+          <w:tcPr>
+            <w:tcW w:w="0" w:type="auto"/>
+          </w:tcPr>
+          <w:p/>
+        </w:tc>
+        <w:tc>
+          <w:tcPr>
+            <w:tcW w:w="0" w:type="auto"/>
+          </w:tcPr>
+          <w:p/>
+        </w:tc>
+        <w:tc>
+          <w:tcPr>
+            <w:tcW w:w="0" w:type="auto"/>
+          </w:tcPr>
+          <w:p/>
+        </w:tc>
+      </w:tr>
+      <w:tr>
+        <w:tc>
+          <w:tcPr>
+            <w:tcW w:w="0" w:type="auto"/>
+          </w:tcPr>
           <w:p>
             <w:r>
               <w:t xml:space="preserve">30 </w:t>
@@ -1633,6 +3343,12 @@
           <w:tcPr>
             <w:tcW w:w="0" w:type="auto"/>
           </w:tcPr>
+          <w:p/>
+        </w:tc>
+        <w:tc>
+          <w:tcPr>
+            <w:tcW w:w="0" w:type="auto"/>
+          </w:tcPr>
           <w:p>
             <w:r>
               <w:t xml:space="preserve">31 </w:t>
@@ -1645,6 +3361,166 @@
           <w:tcPr>
             <w:tcW w:w="0" w:type="auto"/>
           </w:tcPr>
+          <w:p/>
+        </w:tc>
+        <w:tc>
+          <w:tcPr>
+            <w:tcW w:w="0" w:type="auto"/>
+          </w:tcPr>
+          <w:p/>
+        </w:tc>
+        <w:tc>
+          <w:tcPr>
+            <w:tcW w:w="0" w:type="auto"/>
+          </w:tcPr>
+          <w:p/>
+        </w:tc>
+        <w:tc>
+          <w:tcPr>
+            <w:tcW w:w="0" w:type="auto"/>
+          </w:tcPr>
+          <w:p/>
+        </w:tc>
+        <w:tc>
+          <w:tcPr>
+            <w:tcW w:w="0" w:type="auto"/>
+          </w:tcPr>
+          <w:p/>
+        </w:tc>
+        <w:tc>
+          <w:tcPr>
+            <w:tcW w:w="0" w:type="auto"/>
+          </w:tcPr>
+          <w:p/>
+        </w:tc>
+        <w:tc>
+          <w:tcPr>
+            <w:tcW w:w="0" w:type="auto"/>
+          </w:tcPr>
+          <w:p/>
+        </w:tc>
+        <w:tc>
+          <w:tcPr>
+            <w:tcW w:w="0" w:type="auto"/>
+          </w:tcPr>
+          <w:p/>
+        </w:tc>
+        <w:tc>
+          <w:tcPr>
+            <w:tcW w:w="0" w:type="auto"/>
+          </w:tcPr>
+          <w:p/>
+        </w:tc>
+        <w:tc>
+          <w:tcPr>
+            <w:tcW w:w="0" w:type="auto"/>
+          </w:tcPr>
+          <w:p/>
+        </w:tc>
+        <w:tc>
+          <w:tcPr>
+            <w:tcW w:w="0" w:type="auto"/>
+          </w:tcPr>
+          <w:p/>
+        </w:tc>
+        <w:tc>
+          <w:tcPr>
+            <w:tcW w:w="0" w:type="auto"/>
+          </w:tcPr>
+          <w:p/>
+        </w:tc>
+        <w:tc>
+          <w:tcPr>
+            <w:tcW w:w="0" w:type="auto"/>
+          </w:tcPr>
+          <w:p/>
+        </w:tc>
+      </w:tr>
+      <w:tr>
+        <w:tc>
+          <w:tcPr>
+            <w:tcW w:w="0" w:type="auto"/>
+          </w:tcPr>
+          <w:p/>
+        </w:tc>
+        <w:tc>
+          <w:tcPr>
+            <w:tcW w:w="0" w:type="auto"/>
+          </w:tcPr>
+          <w:p/>
+        </w:tc>
+        <w:tc>
+          <w:tcPr>
+            <w:tcW w:w="0" w:type="auto"/>
+          </w:tcPr>
+          <w:p/>
+        </w:tc>
+        <w:tc>
+          <w:tcPr>
+            <w:tcW w:w="0" w:type="auto"/>
+          </w:tcPr>
+          <w:p/>
+        </w:tc>
+        <w:tc>
+          <w:tcPr>
+            <w:tcW w:w="0" w:type="auto"/>
+          </w:tcPr>
+          <w:p/>
+        </w:tc>
+        <w:tc>
+          <w:tcPr>
+            <w:tcW w:w="0" w:type="auto"/>
+          </w:tcPr>
+          <w:p/>
+        </w:tc>
+        <w:tc>
+          <w:tcPr>
+            <w:tcW w:w="0" w:type="auto"/>
+          </w:tcPr>
+          <w:p/>
+        </w:tc>
+        <w:tc>
+          <w:tcPr>
+            <w:tcW w:w="0" w:type="auto"/>
+          </w:tcPr>
+          <w:p/>
+        </w:tc>
+        <w:tc>
+          <w:tcPr>
+            <w:tcW w:w="0" w:type="auto"/>
+          </w:tcPr>
+          <w:p/>
+        </w:tc>
+        <w:tc>
+          <w:tcPr>
+            <w:tcW w:w="0" w:type="auto"/>
+          </w:tcPr>
+          <w:p/>
+        </w:tc>
+        <w:tc>
+          <w:tcPr>
+            <w:tcW w:w="0" w:type="auto"/>
+          </w:tcPr>
+          <w:p/>
+        </w:tc>
+        <w:tc>
+          <w:tcPr>
+            <w:tcW w:w="0" w:type="auto"/>
+          </w:tcPr>
+          <w:p/>
+        </w:tc>
+        <w:tc>
+          <w:tcPr>
+            <w:tcW w:w="0" w:type="auto"/>
+          </w:tcPr>
+          <w:p/>
+        </w:tc>
+      </w:tr>
+      <w:tr>
+        <w:tc>
+          <w:tcPr>
+            <w:tcW w:w="0" w:type="auto"/>
+          </w:tcPr>
           <w:p>
             <w:r>
               <w:t xml:space="preserve">Structural Elements </w:t>
@@ -1753,6 +3629,166 @@
           <w:tcPr>
             <w:tcW w:w="0" w:type="auto"/>
           </w:tcPr>
+          <w:p/>
+        </w:tc>
+        <w:tc>
+          <w:tcPr>
+            <w:tcW w:w="0" w:type="auto"/>
+          </w:tcPr>
+          <w:p/>
+        </w:tc>
+        <w:tc>
+          <w:tcPr>
+            <w:tcW w:w="0" w:type="auto"/>
+          </w:tcPr>
+          <w:p/>
+        </w:tc>
+        <w:tc>
+          <w:tcPr>
+            <w:tcW w:w="0" w:type="auto"/>
+          </w:tcPr>
+          <w:p/>
+        </w:tc>
+        <w:tc>
+          <w:tcPr>
+            <w:tcW w:w="0" w:type="auto"/>
+          </w:tcPr>
+          <w:p/>
+        </w:tc>
+        <w:tc>
+          <w:tcPr>
+            <w:tcW w:w="0" w:type="auto"/>
+          </w:tcPr>
+          <w:p/>
+        </w:tc>
+        <w:tc>
+          <w:tcPr>
+            <w:tcW w:w="0" w:type="auto"/>
+          </w:tcPr>
+          <w:p/>
+        </w:tc>
+        <w:tc>
+          <w:tcPr>
+            <w:tcW w:w="0" w:type="auto"/>
+          </w:tcPr>
+          <w:p/>
+        </w:tc>
+        <w:tc>
+          <w:tcPr>
+            <w:tcW w:w="0" w:type="auto"/>
+          </w:tcPr>
+          <w:p/>
+        </w:tc>
+        <w:tc>
+          <w:tcPr>
+            <w:tcW w:w="0" w:type="auto"/>
+          </w:tcPr>
+          <w:p/>
+        </w:tc>
+        <w:tc>
+          <w:tcPr>
+            <w:tcW w:w="0" w:type="auto"/>
+          </w:tcPr>
+          <w:p/>
+        </w:tc>
+        <w:tc>
+          <w:tcPr>
+            <w:tcW w:w="0" w:type="auto"/>
+          </w:tcPr>
+          <w:p/>
+        </w:tc>
+        <w:tc>
+          <w:tcPr>
+            <w:tcW w:w="0" w:type="auto"/>
+          </w:tcPr>
+          <w:p/>
+        </w:tc>
+      </w:tr>
+      <w:tr>
+        <w:tc>
+          <w:tcPr>
+            <w:tcW w:w="0" w:type="auto"/>
+          </w:tcPr>
+          <w:p/>
+        </w:tc>
+        <w:tc>
+          <w:tcPr>
+            <w:tcW w:w="0" w:type="auto"/>
+          </w:tcPr>
+          <w:p/>
+        </w:tc>
+        <w:tc>
+          <w:tcPr>
+            <w:tcW w:w="0" w:type="auto"/>
+          </w:tcPr>
+          <w:p/>
+        </w:tc>
+        <w:tc>
+          <w:tcPr>
+            <w:tcW w:w="0" w:type="auto"/>
+          </w:tcPr>
+          <w:p/>
+        </w:tc>
+        <w:tc>
+          <w:tcPr>
+            <w:tcW w:w="0" w:type="auto"/>
+          </w:tcPr>
+          <w:p/>
+        </w:tc>
+        <w:tc>
+          <w:tcPr>
+            <w:tcW w:w="0" w:type="auto"/>
+          </w:tcPr>
+          <w:p/>
+        </w:tc>
+        <w:tc>
+          <w:tcPr>
+            <w:tcW w:w="0" w:type="auto"/>
+          </w:tcPr>
+          <w:p/>
+        </w:tc>
+        <w:tc>
+          <w:tcPr>
+            <w:tcW w:w="0" w:type="auto"/>
+          </w:tcPr>
+          <w:p/>
+        </w:tc>
+        <w:tc>
+          <w:tcPr>
+            <w:tcW w:w="0" w:type="auto"/>
+          </w:tcPr>
+          <w:p/>
+        </w:tc>
+        <w:tc>
+          <w:tcPr>
+            <w:tcW w:w="0" w:type="auto"/>
+          </w:tcPr>
+          <w:p/>
+        </w:tc>
+        <w:tc>
+          <w:tcPr>
+            <w:tcW w:w="0" w:type="auto"/>
+          </w:tcPr>
+          <w:p/>
+        </w:tc>
+        <w:tc>
+          <w:tcPr>
+            <w:tcW w:w="0" w:type="auto"/>
+          </w:tcPr>
+          <w:p/>
+        </w:tc>
+        <w:tc>
+          <w:tcPr>
+            <w:tcW w:w="0" w:type="auto"/>
+          </w:tcPr>
+          <w:p/>
+        </w:tc>
+      </w:tr>
+      <w:tr>
+        <w:tc>
+          <w:tcPr>
+            <w:tcW w:w="0" w:type="auto"/>
+          </w:tcPr>
           <w:p>
             <w:r>
               <w:t xml:space="preserve">Images </w:t>
@@ -1789,6 +3825,166 @@
           <w:tcPr>
             <w:tcW w:w="0" w:type="auto"/>
           </w:tcPr>
+          <w:p/>
+        </w:tc>
+        <w:tc>
+          <w:tcPr>
+            <w:tcW w:w="0" w:type="auto"/>
+          </w:tcPr>
+          <w:p/>
+        </w:tc>
+        <w:tc>
+          <w:tcPr>
+            <w:tcW w:w="0" w:type="auto"/>
+          </w:tcPr>
+          <w:p/>
+        </w:tc>
+        <w:tc>
+          <w:tcPr>
+            <w:tcW w:w="0" w:type="auto"/>
+          </w:tcPr>
+          <w:p/>
+        </w:tc>
+        <w:tc>
+          <w:tcPr>
+            <w:tcW w:w="0" w:type="auto"/>
+          </w:tcPr>
+          <w:p/>
+        </w:tc>
+        <w:tc>
+          <w:tcPr>
+            <w:tcW w:w="0" w:type="auto"/>
+          </w:tcPr>
+          <w:p/>
+        </w:tc>
+        <w:tc>
+          <w:tcPr>
+            <w:tcW w:w="0" w:type="auto"/>
+          </w:tcPr>
+          <w:p/>
+        </w:tc>
+        <w:tc>
+          <w:tcPr>
+            <w:tcW w:w="0" w:type="auto"/>
+          </w:tcPr>
+          <w:p/>
+        </w:tc>
+        <w:tc>
+          <w:tcPr>
+            <w:tcW w:w="0" w:type="auto"/>
+          </w:tcPr>
+          <w:p/>
+        </w:tc>
+        <w:tc>
+          <w:tcPr>
+            <w:tcW w:w="0" w:type="auto"/>
+          </w:tcPr>
+          <w:p/>
+        </w:tc>
+        <w:tc>
+          <w:tcPr>
+            <w:tcW w:w="0" w:type="auto"/>
+          </w:tcPr>
+          <w:p/>
+        </w:tc>
+        <w:tc>
+          <w:tcPr>
+            <w:tcW w:w="0" w:type="auto"/>
+          </w:tcPr>
+          <w:p/>
+        </w:tc>
+        <w:tc>
+          <w:tcPr>
+            <w:tcW w:w="0" w:type="auto"/>
+          </w:tcPr>
+          <w:p/>
+        </w:tc>
+      </w:tr>
+      <w:tr>
+        <w:tc>
+          <w:tcPr>
+            <w:tcW w:w="0" w:type="auto"/>
+          </w:tcPr>
+          <w:p/>
+        </w:tc>
+        <w:tc>
+          <w:tcPr>
+            <w:tcW w:w="0" w:type="auto"/>
+          </w:tcPr>
+          <w:p/>
+        </w:tc>
+        <w:tc>
+          <w:tcPr>
+            <w:tcW w:w="0" w:type="auto"/>
+          </w:tcPr>
+          <w:p/>
+        </w:tc>
+        <w:tc>
+          <w:tcPr>
+            <w:tcW w:w="0" w:type="auto"/>
+          </w:tcPr>
+          <w:p/>
+        </w:tc>
+        <w:tc>
+          <w:tcPr>
+            <w:tcW w:w="0" w:type="auto"/>
+          </w:tcPr>
+          <w:p/>
+        </w:tc>
+        <w:tc>
+          <w:tcPr>
+            <w:tcW w:w="0" w:type="auto"/>
+          </w:tcPr>
+          <w:p/>
+        </w:tc>
+        <w:tc>
+          <w:tcPr>
+            <w:tcW w:w="0" w:type="auto"/>
+          </w:tcPr>
+          <w:p/>
+        </w:tc>
+        <w:tc>
+          <w:tcPr>
+            <w:tcW w:w="0" w:type="auto"/>
+          </w:tcPr>
+          <w:p/>
+        </w:tc>
+        <w:tc>
+          <w:tcPr>
+            <w:tcW w:w="0" w:type="auto"/>
+          </w:tcPr>
+          <w:p/>
+        </w:tc>
+        <w:tc>
+          <w:tcPr>
+            <w:tcW w:w="0" w:type="auto"/>
+          </w:tcPr>
+          <w:p/>
+        </w:tc>
+        <w:tc>
+          <w:tcPr>
+            <w:tcW w:w="0" w:type="auto"/>
+          </w:tcPr>
+          <w:p/>
+        </w:tc>
+        <w:tc>
+          <w:tcPr>
+            <w:tcW w:w="0" w:type="auto"/>
+          </w:tcPr>
+          <w:p/>
+        </w:tc>
+        <w:tc>
+          <w:tcPr>
+            <w:tcW w:w="0" w:type="auto"/>
+          </w:tcPr>
+          <w:p/>
+        </w:tc>
+      </w:tr>
+      <w:tr>
+        <w:tc>
+          <w:tcPr>
+            <w:tcW w:w="0" w:type="auto"/>
+          </w:tcPr>
           <w:p>
             <w:r>
               <w:t xml:space="preserve">Lists </w:t>
@@ -2233,6 +4429,166 @@
           <w:tcPr>
             <w:tcW w:w="0" w:type="auto"/>
           </w:tcPr>
+          <w:p/>
+        </w:tc>
+        <w:tc>
+          <w:tcPr>
+            <w:tcW w:w="0" w:type="auto"/>
+          </w:tcPr>
+          <w:p/>
+        </w:tc>
+        <w:tc>
+          <w:tcPr>
+            <w:tcW w:w="0" w:type="auto"/>
+          </w:tcPr>
+          <w:p/>
+        </w:tc>
+        <w:tc>
+          <w:tcPr>
+            <w:tcW w:w="0" w:type="auto"/>
+          </w:tcPr>
+          <w:p/>
+        </w:tc>
+        <w:tc>
+          <w:tcPr>
+            <w:tcW w:w="0" w:type="auto"/>
+          </w:tcPr>
+          <w:p/>
+        </w:tc>
+        <w:tc>
+          <w:tcPr>
+            <w:tcW w:w="0" w:type="auto"/>
+          </w:tcPr>
+          <w:p/>
+        </w:tc>
+        <w:tc>
+          <w:tcPr>
+            <w:tcW w:w="0" w:type="auto"/>
+          </w:tcPr>
+          <w:p/>
+        </w:tc>
+        <w:tc>
+          <w:tcPr>
+            <w:tcW w:w="0" w:type="auto"/>
+          </w:tcPr>
+          <w:p/>
+        </w:tc>
+        <w:tc>
+          <w:tcPr>
+            <w:tcW w:w="0" w:type="auto"/>
+          </w:tcPr>
+          <w:p/>
+        </w:tc>
+        <w:tc>
+          <w:tcPr>
+            <w:tcW w:w="0" w:type="auto"/>
+          </w:tcPr>
+          <w:p/>
+        </w:tc>
+        <w:tc>
+          <w:tcPr>
+            <w:tcW w:w="0" w:type="auto"/>
+          </w:tcPr>
+          <w:p/>
+        </w:tc>
+        <w:tc>
+          <w:tcPr>
+            <w:tcW w:w="0" w:type="auto"/>
+          </w:tcPr>
+          <w:p/>
+        </w:tc>
+        <w:tc>
+          <w:tcPr>
+            <w:tcW w:w="0" w:type="auto"/>
+          </w:tcPr>
+          <w:p/>
+        </w:tc>
+      </w:tr>
+      <w:tr>
+        <w:tc>
+          <w:tcPr>
+            <w:tcW w:w="0" w:type="auto"/>
+          </w:tcPr>
+          <w:p/>
+        </w:tc>
+        <w:tc>
+          <w:tcPr>
+            <w:tcW w:w="0" w:type="auto"/>
+          </w:tcPr>
+          <w:p/>
+        </w:tc>
+        <w:tc>
+          <w:tcPr>
+            <w:tcW w:w="0" w:type="auto"/>
+          </w:tcPr>
+          <w:p/>
+        </w:tc>
+        <w:tc>
+          <w:tcPr>
+            <w:tcW w:w="0" w:type="auto"/>
+          </w:tcPr>
+          <w:p/>
+        </w:tc>
+        <w:tc>
+          <w:tcPr>
+            <w:tcW w:w="0" w:type="auto"/>
+          </w:tcPr>
+          <w:p/>
+        </w:tc>
+        <w:tc>
+          <w:tcPr>
+            <w:tcW w:w="0" w:type="auto"/>
+          </w:tcPr>
+          <w:p/>
+        </w:tc>
+        <w:tc>
+          <w:tcPr>
+            <w:tcW w:w="0" w:type="auto"/>
+          </w:tcPr>
+          <w:p/>
+        </w:tc>
+        <w:tc>
+          <w:tcPr>
+            <w:tcW w:w="0" w:type="auto"/>
+          </w:tcPr>
+          <w:p/>
+        </w:tc>
+        <w:tc>
+          <w:tcPr>
+            <w:tcW w:w="0" w:type="auto"/>
+          </w:tcPr>
+          <w:p/>
+        </w:tc>
+        <w:tc>
+          <w:tcPr>
+            <w:tcW w:w="0" w:type="auto"/>
+          </w:tcPr>
+          <w:p/>
+        </w:tc>
+        <w:tc>
+          <w:tcPr>
+            <w:tcW w:w="0" w:type="auto"/>
+          </w:tcPr>
+          <w:p/>
+        </w:tc>
+        <w:tc>
+          <w:tcPr>
+            <w:tcW w:w="0" w:type="auto"/>
+          </w:tcPr>
+          <w:p/>
+        </w:tc>
+        <w:tc>
+          <w:tcPr>
+            <w:tcW w:w="0" w:type="auto"/>
+          </w:tcPr>
+          <w:p/>
+        </w:tc>
+      </w:tr>
+      <w:tr>
+        <w:tc>
+          <w:tcPr>
+            <w:tcW w:w="0" w:type="auto"/>
+          </w:tcPr>
           <w:p>
             <w:r>
               <w:t xml:space="preserve">Charts</w:t>
@@ -2241,6 +4597,12 @@
         </w:tc>
       </w:tr>
       <w:tr>
+        <w:tc>
+          <w:tcPr>
+            <w:tcW w:w="0" w:type="auto"/>
+          </w:tcPr>
+          <w:p/>
+        </w:tc>
         <w:tc>
           <w:tcPr>
             <w:tcW w:w="0" w:type="auto"/>

--- a/test/generator/baseline/gen.csv.to.docx.docx
+++ b/test/generator/baseline/gen.csv.to.docx.docx
@@ -4803,12 +4803,161 @@
         </w:tc>
       </w:tr>
     </w:tbl>
+    <w:p>
+      <w:r>
+        <w:commentReference w:id="0"/>
+      </w:r>
+    </w:p>
+    <w:p>
+      <w:r>
+        <w:commentReference w:id="1"/>
+      </w:r>
+    </w:p>
+    <w:p>
+      <w:r>
+        <w:commentReference w:id="2"/>
+      </w:r>
+    </w:p>
+    <w:p>
+      <w:r>
+        <w:commentReference w:id="3"/>
+      </w:r>
+    </w:p>
+    <w:p>
+      <w:r>
+        <w:commentReference w:id="4"/>
+      </w:r>
+    </w:p>
+    <w:p>
+      <w:r>
+        <w:commentReference w:id="5"/>
+      </w:r>
+    </w:p>
+    <w:p>
+      <w:r>
+        <w:commentReference w:id="6"/>
+      </w:r>
+    </w:p>
+    <w:p>
+      <w:r>
+        <w:commentReference w:id="7"/>
+      </w:r>
+    </w:p>
+    <w:p>
+      <w:r>
+        <w:commentReference w:id="8"/>
+      </w:r>
+    </w:p>
+    <w:p>
+      <w:r>
+        <w:commentReference w:id="9"/>
+      </w:r>
+    </w:p>
+    <w:p>
+      <w:r>
+        <w:commentReference w:id="10"/>
+      </w:r>
+    </w:p>
+    <w:p>
+      <w:r>
+        <w:commentReference w:id="11"/>
+      </w:r>
+    </w:p>
     <w:sectPr>
       <w:pgSz w:w="11906" w:h="16838"/>
       <w:pgMar w:top="1440" w:right="1440" w:bottom="1440" w:left="1440" w:header="708" w:footer="708" w:gutter="0"/>
     </w:sectPr>
   </w:body>
 </w:document>
+</file>
+
+<file path=word/comments.xml><?xml version="1.0" encoding="utf-8"?>
+<w:comments xmlns:w="http://schemas.openxmlformats.org/wordprocessingml/2006/main" xmlns:r="http://schemas.openxmlformats.org/officeDocument/2006/relationships" xmlns:wp="http://schemas.openxmlformats.org/drawingml/2006/wordprocessingDrawing" xmlns:a="http://schemas.openxmlformats.org/drawingml/2006/main" xmlns:pic="http://schemas.openxmlformats.org/drawingml/2006/picture">
+  <w:comment w:id="0" w:author="">
+    <w:p>
+      <w:r>
+        <w:t xml:space="preserve"># TestString: Hello from custom props</w:t>
+      </w:r>
+    </w:p>
+  </w:comment>
+  <w:comment w:id="1" w:author="">
+    <w:p>
+      <w:r>
+        <w:t xml:space="preserve"># TestNumber: 42</w:t>
+      </w:r>
+    </w:p>
+  </w:comment>
+  <w:comment w:id="2" w:author="">
+    <w:p>
+      <w:r>
+        <w:t xml:space="preserve"># TestBool: true</w:t>
+      </w:r>
+    </w:p>
+  </w:comment>
+  <w:comment w:id="3" w:author="">
+    <w:p>
+      <w:r>
+        <w:t xml:space="preserve"># Sheet: Sheet1</w:t>
+      </w:r>
+    </w:p>
+  </w:comment>
+  <w:comment w:id="4" w:author="">
+    <w:p>
+      <w:r>
+        <w:t xml:space="preserve"># Sheet: Sheet2</w:t>
+      </w:r>
+    </w:p>
+  </w:comment>
+  <w:comment w:id="5" w:author="">
+    <w:p>
+      <w:r>
+        <w:t xml:space="preserve"># Sheet: Sheet3</w:t>
+      </w:r>
+    </w:p>
+  </w:comment>
+  <w:comment w:id="6" w:author="">
+    <w:p>
+      <w:r>
+        <w:t xml:space="preserve"># Sheet: Sheet4</w:t>
+      </w:r>
+    </w:p>
+  </w:comment>
+  <w:comment w:id="7" w:author="">
+    <w:p>
+      <w:r>
+        <w:t xml:space="preserve"># Sheet: Sheet5</w:t>
+      </w:r>
+    </w:p>
+  </w:comment>
+  <w:comment w:id="8" w:author="">
+    <w:p>
+      <w:r>
+        <w:t xml:space="preserve"># Sheet: Sheet6</w:t>
+      </w:r>
+    </w:p>
+  </w:comment>
+  <w:comment w:id="9" w:author="">
+    <w:p>
+      <w:r>
+        <w:t xml:space="preserve"># Sheet: Sheet7</w:t>
+      </w:r>
+    </w:p>
+  </w:comment>
+  <w:comment w:id="10" w:author="">
+    <w:p>
+      <w:r>
+        <w:t xml:space="preserve"># Sheet: Sheet8</w:t>
+      </w:r>
+    </w:p>
+  </w:comment>
+  <w:comment w:id="11" w:author="">
+    <w:p>
+      <w:r>
+        <w:t xml:space="preserve"># Sheet: Chart Sheet</w:t>
+      </w:r>
+    </w:p>
+  </w:comment>
+</w:comments>
 </file>
 
 <file path=word/styles.xml><?xml version="1.0" encoding="utf-8"?>
